--- a/docs/DEVOPS_GUIA.docx
+++ b/docs/DEVOPS_GUIA.docx
@@ -3117,7 +3117,7 @@
         <w:rPr>
           <w:rStyle w:val="VerbatimChar"/>
         </w:rPr>
-        <w:t xml:space="preserve">│  workflow_dispatch (manual): + [publish GHCR] + [deploy production]     │</w:t>
+        <w:t xml:space="preserve">│  workflow_dispatch (manual): + [publish Docker Hub] + [deploy GitOps]   │</w:t>
       </w:r>
       <w:r>
         <w:br/>
